--- a/deliverables/完整测试报告.docx
+++ b/deliverables/完整测试报告.docx
@@ -11638,548 +11638,9 @@
         <w:rPr>
           <w:rFonts w:hint="eastAsia"/>
         </w:rPr>
-        <w:t>测试中发现的问题</w:t>
+        <w:t>测试执行备注</w:t>
       </w:r>
       <w:bookmarkEnd w:id="30"/>
-    </w:p>
-    <w:p>
-      <w:pPr>
-        <w:pStyle w:val="3"/>
-      </w:pPr>
-      <w:bookmarkStart w:id="32" w:name="_Toc239015190"/>
-      <w:bookmarkStart w:id="33" w:name="mysql-元数据锁死锁真实问题待排查"/>
-      <w:r>
-        <w:t xml:space="preserve">6.1 MySQL </w:t>
-      </w:r>
-      <w:r>
-        <w:rPr>
-          <w:rFonts w:hint="eastAsia"/>
-        </w:rPr>
-        <w:t>元数据锁死锁（真实问题，</w:t>
-      </w:r>
-      <w:r>
-        <w:rPr>
-          <w:rFonts w:hint="eastAsia"/>
-        </w:rPr>
-        <w:t>已解决</w:t>
-      </w:r>
-      <w:r>
-        <w:rPr>
-          <w:rFonts w:hint="eastAsia"/>
-        </w:rPr>
-        <w:t>）</w:t>
-      </w:r>
-      <w:bookmarkEnd w:id="32"/>
-    </w:p>
-    <w:p>
-      <w:pPr>
-        <w:pStyle w:val="Compact"/>
-        <w:numPr>
-          <w:ilvl w:val="0"/>
-          <w:numId w:val="8"/>
-        </w:numPr>
-      </w:pPr>
-      <w:r>
-        <w:rPr>
-          <w:rFonts w:hint="eastAsia"/>
-          <w:b/>
-          <w:bCs/>
-        </w:rPr>
-        <w:t>现象</w:t>
-      </w:r>
-      <w:r>
-        <w:rPr>
-          <w:rFonts w:hint="eastAsia"/>
-        </w:rPr>
-        <w:t>：</w:t>
-      </w:r>
-      <w:r>
-        <w:rPr>
-          <w:rFonts w:hint="eastAsia"/>
-        </w:rPr>
-        <w:t>S3/S4</w:t>
-      </w:r>
-      <w:r>
-        <w:t xml:space="preserve"> </w:t>
-      </w:r>
-      <w:r>
-        <w:rPr>
-          <w:rFonts w:hint="eastAsia"/>
-        </w:rPr>
-        <w:t>并发执行时，所有</w:t>
-      </w:r>
-      <w:r>
-        <w:t xml:space="preserve"> </w:t>
-      </w:r>
-      <w:r>
-        <w:rPr>
-          <w:rFonts w:hint="eastAsia"/>
-        </w:rPr>
-        <w:t>DDL</w:t>
-      </w:r>
-      <w:r>
-        <w:rPr>
-          <w:rFonts w:hint="eastAsia"/>
-        </w:rPr>
-        <w:t>（</w:t>
-      </w:r>
-      <w:r>
-        <w:rPr>
-          <w:rStyle w:val="VerbatimChar"/>
-        </w:rPr>
-        <w:t>DROP TABLE</w:t>
-      </w:r>
-      <w:r>
-        <w:t xml:space="preserve"> / </w:t>
-      </w:r>
-      <w:r>
-        <w:rPr>
-          <w:rStyle w:val="VerbatimChar"/>
-        </w:rPr>
-        <w:t>CREATE DATABASE</w:t>
-      </w:r>
-      <w:r>
-        <w:rPr>
-          <w:rFonts w:hint="eastAsia"/>
-        </w:rPr>
-        <w:t>）阻塞在</w:t>
-      </w:r>
-      <w:r>
-        <w:t xml:space="preserve"> </w:t>
-      </w:r>
-      <w:r>
-        <w:rPr>
-          <w:rStyle w:val="VerbatimChar"/>
-        </w:rPr>
-        <w:t>Waiting for metadata lock</w:t>
-      </w:r>
-      <w:r>
-        <w:t xml:space="preserve"> </w:t>
-      </w:r>
-      <w:r>
-        <w:rPr>
-          <w:rFonts w:hint="eastAsia"/>
-        </w:rPr>
-        <w:t>长达</w:t>
-      </w:r>
-      <w:r>
-        <w:t xml:space="preserve"> 15 </w:t>
-      </w:r>
-      <w:r>
-        <w:rPr>
-          <w:rFonts w:hint="eastAsia"/>
-        </w:rPr>
-        <w:t>分钟。</w:t>
-      </w:r>
-    </w:p>
-    <w:p>
-      <w:pPr>
-        <w:pStyle w:val="Compact"/>
-        <w:numPr>
-          <w:ilvl w:val="0"/>
-          <w:numId w:val="8"/>
-        </w:numPr>
-      </w:pPr>
-      <w:r>
-        <w:rPr>
-          <w:rFonts w:hint="eastAsia"/>
-          <w:b/>
-          <w:bCs/>
-        </w:rPr>
-        <w:t>根因</w:t>
-      </w:r>
-      <w:r>
-        <w:rPr>
-          <w:rFonts w:hint="eastAsia"/>
-        </w:rPr>
-        <w:t>：一个来自</w:t>
-      </w:r>
-      <w:r>
-        <w:t xml:space="preserve"> </w:t>
-      </w:r>
-      <w:r>
-        <w:rPr>
-          <w:rFonts w:hint="eastAsia"/>
-        </w:rPr>
-        <w:t>Worker</w:t>
-      </w:r>
-      <w:r>
-        <w:rPr>
-          <w:rFonts w:hint="eastAsia"/>
-        </w:rPr>
-        <w:t>（</w:t>
-      </w:r>
-      <w:r>
-        <w:rPr>
-          <w:rStyle w:val="VerbatimChar"/>
-        </w:rPr>
-        <w:t>172.18.0.8</w:t>
-      </w:r>
-      <w:r>
-        <w:rPr>
-          <w:rFonts w:hint="eastAsia"/>
-        </w:rPr>
-        <w:t>）的</w:t>
-      </w:r>
-      <w:r>
-        <w:t xml:space="preserve"> JDBC </w:t>
-      </w:r>
-      <w:r>
-        <w:rPr>
-          <w:rFonts w:hint="eastAsia"/>
-        </w:rPr>
-        <w:t>连接</w:t>
-      </w:r>
-      <w:r>
-        <w:t xml:space="preserve"> </w:t>
-      </w:r>
-      <w:r>
-        <w:rPr>
-          <w:b/>
-          <w:bCs/>
-        </w:rPr>
-        <w:t xml:space="preserve">Sleep 15 </w:t>
-      </w:r>
-      <w:r>
-        <w:rPr>
-          <w:rFonts w:hint="eastAsia"/>
-          <w:b/>
-          <w:bCs/>
-        </w:rPr>
-        <w:t>分钟持有</w:t>
-      </w:r>
-      <w:r>
-        <w:rPr>
-          <w:b/>
-          <w:bCs/>
-        </w:rPr>
-        <w:t xml:space="preserve"> </w:t>
-      </w:r>
-      <w:r>
-        <w:rPr>
-          <w:rStyle w:val="VerbatimChar"/>
-          <w:b/>
-          <w:bCs/>
-        </w:rPr>
-        <w:t>biz</w:t>
-      </w:r>
-      <w:r>
-        <w:rPr>
-          <w:b/>
-          <w:bCs/>
-        </w:rPr>
-        <w:t xml:space="preserve"> </w:t>
-      </w:r>
-      <w:r>
-        <w:rPr>
-          <w:rFonts w:hint="eastAsia"/>
-          <w:b/>
-          <w:bCs/>
-        </w:rPr>
-        <w:t>库元数据锁</w:t>
-      </w:r>
-      <w:r>
-        <w:rPr>
-          <w:rFonts w:hint="eastAsia"/>
-        </w:rPr>
-        <w:t>，</w:t>
-      </w:r>
-      <w:r>
-        <w:t xml:space="preserve"> </w:t>
-      </w:r>
-      <w:r>
-        <w:rPr>
-          <w:rFonts w:hint="eastAsia"/>
-        </w:rPr>
-        <w:t>阻塞了后续所有需要表</w:t>
-      </w:r>
-      <w:r>
-        <w:rPr>
-          <w:rFonts w:hint="eastAsia"/>
-        </w:rPr>
-        <w:t>/</w:t>
-      </w:r>
-      <w:r>
-        <w:rPr>
-          <w:rFonts w:hint="eastAsia"/>
-        </w:rPr>
-        <w:t>库元数据锁的语句。手动</w:t>
-      </w:r>
-      <w:r>
-        <w:t xml:space="preserve"> </w:t>
-      </w:r>
-      <w:r>
-        <w:rPr>
-          <w:rStyle w:val="VerbatimChar"/>
-        </w:rPr>
-        <w:t>KILL</w:t>
-      </w:r>
-      <w:r>
-        <w:t xml:space="preserve"> </w:t>
-      </w:r>
-      <w:r>
-        <w:rPr>
-          <w:rFonts w:hint="eastAsia"/>
-        </w:rPr>
-        <w:t>该连接后立即恢复。</w:t>
-      </w:r>
-    </w:p>
-    <w:p>
-      <w:pPr>
-        <w:pStyle w:val="Compact"/>
-        <w:numPr>
-          <w:ilvl w:val="0"/>
-          <w:numId w:val="8"/>
-        </w:numPr>
-      </w:pPr>
-      <w:r>
-        <w:rPr>
-          <w:rFonts w:hint="eastAsia"/>
-          <w:b/>
-          <w:bCs/>
-        </w:rPr>
-        <w:t>推断</w:t>
-      </w:r>
-      <w:r>
-        <w:rPr>
-          <w:rFonts w:hint="eastAsia"/>
-        </w:rPr>
-        <w:t>：某</w:t>
-      </w:r>
-      <w:r>
-        <w:t xml:space="preserve"> JDBC </w:t>
-      </w:r>
-      <w:r>
-        <w:rPr>
-          <w:rFonts w:hint="eastAsia"/>
-        </w:rPr>
-        <w:t>控件（</w:t>
-      </w:r>
-      <w:r>
-        <w:rPr>
-          <w:rStyle w:val="VerbatimChar"/>
-        </w:rPr>
-        <w:t>mysql-source</w:t>
-      </w:r>
-      <w:r>
-        <w:t xml:space="preserve"> / </w:t>
-      </w:r>
-      <w:r>
-        <w:rPr>
-          <w:rStyle w:val="VerbatimChar"/>
-        </w:rPr>
-        <w:t>mysql-sink</w:t>
-      </w:r>
-      <w:r>
-        <w:rPr>
-          <w:rFonts w:hint="eastAsia"/>
-        </w:rPr>
-        <w:t>）在异常</w:t>
-      </w:r>
-      <w:r>
-        <w:rPr>
-          <w:rFonts w:hint="eastAsia"/>
-        </w:rPr>
-        <w:t>/</w:t>
-      </w:r>
-      <w:r>
-        <w:rPr>
-          <w:rFonts w:hint="eastAsia"/>
-        </w:rPr>
-        <w:t>优雅停止场景下</w:t>
-      </w:r>
-      <w:r>
-        <w:rPr>
-          <w:rFonts w:hint="eastAsia"/>
-          <w:b/>
-          <w:bCs/>
-        </w:rPr>
-        <w:t>连接或事务未正确释放</w:t>
-      </w:r>
-      <w:r>
-        <w:rPr>
-          <w:rFonts w:hint="eastAsia"/>
-        </w:rPr>
-        <w:t>，</w:t>
-      </w:r>
-      <w:r>
-        <w:t xml:space="preserve"> </w:t>
-      </w:r>
-      <w:r>
-        <w:rPr>
-          <w:rFonts w:hint="eastAsia"/>
-        </w:rPr>
-        <w:t>连接进入</w:t>
-      </w:r>
-      <w:r>
-        <w:t xml:space="preserve"> Sleep </w:t>
-      </w:r>
-      <w:r>
-        <w:rPr>
-          <w:rFonts w:hint="eastAsia"/>
-        </w:rPr>
-        <w:t>状态但仍持有</w:t>
-      </w:r>
-      <w:r>
-        <w:t xml:space="preserve"> MDL</w:t>
-      </w:r>
-      <w:r>
-        <w:t>。</w:t>
-      </w:r>
-    </w:p>
-    <w:p>
-      <w:pPr>
-        <w:pStyle w:val="Compact"/>
-        <w:numPr>
-          <w:ilvl w:val="0"/>
-          <w:numId w:val="8"/>
-        </w:numPr>
-      </w:pPr>
-      <w:r>
-        <w:rPr>
-          <w:rFonts w:hint="eastAsia"/>
-          <w:b/>
-          <w:bCs/>
-        </w:rPr>
-        <w:t>影响</w:t>
-      </w:r>
-      <w:r>
-        <w:rPr>
-          <w:rFonts w:hint="eastAsia"/>
-        </w:rPr>
-        <w:t>：生产环境长跑可能累积连接泄漏</w:t>
-      </w:r>
-      <w:r>
-        <w:t xml:space="preserve"> + </w:t>
-      </w:r>
-      <w:r>
-        <w:rPr>
-          <w:rFonts w:hint="eastAsia"/>
-        </w:rPr>
-        <w:t>元数据锁积累，阻塞后续</w:t>
-      </w:r>
-      <w:r>
-        <w:t xml:space="preserve"> DDL/DDL </w:t>
-      </w:r>
-      <w:r>
-        <w:rPr>
-          <w:rFonts w:hint="eastAsia"/>
-        </w:rPr>
-        <w:t>类运维。</w:t>
-      </w:r>
-    </w:p>
-    <w:p>
-      <w:pPr>
-        <w:pStyle w:val="Compact"/>
-        <w:numPr>
-          <w:ilvl w:val="0"/>
-          <w:numId w:val="8"/>
-        </w:numPr>
-      </w:pPr>
-      <w:r>
-        <w:rPr>
-          <w:rFonts w:hint="eastAsia"/>
-          <w:b/>
-          <w:bCs/>
-        </w:rPr>
-        <w:t>建议</w:t>
-      </w:r>
-      <w:r>
-        <w:rPr>
-          <w:rFonts w:hint="eastAsia"/>
-        </w:rPr>
-        <w:t>：排查</w:t>
-      </w:r>
-      <w:r>
-        <w:t xml:space="preserve"> </w:t>
-      </w:r>
-      <w:r>
-        <w:rPr>
-          <w:rStyle w:val="VerbatimChar"/>
-        </w:rPr>
-        <w:t>AbstractJdbcSource</w:t>
-      </w:r>
-      <w:r>
-        <w:t xml:space="preserve"> / </w:t>
-      </w:r>
-      <w:r>
-        <w:rPr>
-          <w:rStyle w:val="VerbatimChar"/>
-        </w:rPr>
-        <w:t>AbstractJdbcSink</w:t>
-      </w:r>
-      <w:r>
-        <w:t xml:space="preserve"> </w:t>
-      </w:r>
-      <w:r>
-        <w:rPr>
-          <w:rFonts w:hint="eastAsia"/>
-        </w:rPr>
-        <w:t>的</w:t>
-      </w:r>
-      <w:r>
-        <w:t xml:space="preserve"> </w:t>
-      </w:r>
-      <w:r>
-        <w:rPr>
-          <w:rStyle w:val="VerbatimChar"/>
-        </w:rPr>
-        <w:t>close()</w:t>
-      </w:r>
-      <w:r>
-        <w:t xml:space="preserve"> </w:t>
-      </w:r>
-      <w:r>
-        <w:rPr>
-          <w:rFonts w:hint="eastAsia"/>
-        </w:rPr>
-        <w:t>路径，确保</w:t>
-      </w:r>
-      <w:r>
-        <w:t xml:space="preserve"> </w:t>
-      </w:r>
-      <w:r>
-        <w:rPr>
-          <w:rStyle w:val="VerbatimChar"/>
-        </w:rPr>
-        <w:t>conn.close()</w:t>
-      </w:r>
-      <w:r>
-        <w:t xml:space="preserve"> </w:t>
-      </w:r>
-      <w:r>
-        <w:rPr>
-          <w:rFonts w:hint="eastAsia"/>
-        </w:rPr>
-        <w:t>在异常分支也执行；必要时对</w:t>
-      </w:r>
-      <w:r>
-        <w:t xml:space="preserve"> JDBC </w:t>
-      </w:r>
-      <w:r>
-        <w:rPr>
-          <w:rFonts w:hint="eastAsia"/>
-        </w:rPr>
-        <w:t>连接设置</w:t>
-      </w:r>
-      <w:r>
-        <w:t xml:space="preserve"> </w:t>
-      </w:r>
-      <w:r>
-        <w:rPr>
-          <w:rStyle w:val="VerbatimChar"/>
-        </w:rPr>
-        <w:t>maxLifetime</w:t>
-      </w:r>
-      <w:r>
-        <w:t xml:space="preserve"> / </w:t>
-      </w:r>
-      <w:r>
-        <w:rPr>
-          <w:rFonts w:hint="eastAsia"/>
-        </w:rPr>
-        <w:t>空闲回收。</w:t>
-      </w:r>
     </w:p>
     <w:p>
       <w:pPr>
@@ -12189,7 +11650,7 @@
       <w:bookmarkStart w:id="35" w:name="测试执行的参数修正记录非平台缺陷"/>
       <w:bookmarkEnd w:id="33"/>
       <w:r>
-        <w:t xml:space="preserve">6.2 </w:t>
+        <w:t xml:space="preserve">6.1 </w:t>
       </w:r>
       <w:r>
         <w:rPr>
@@ -12628,56 +12089,6 @@
           <w:rFonts w:hint="eastAsia"/>
         </w:rPr>
         <w:t>密集、引擎非瓶颈」设计；</w:t>
-      </w:r>
-    </w:p>
-    <w:p>
-      <w:pPr>
-        <w:pStyle w:val="Compact"/>
-        <w:numPr>
-          <w:ilvl w:val="0"/>
-          <w:numId w:val="10"/>
-        </w:numPr>
-      </w:pPr>
-      <w:r>
-        <w:rPr>
-          <w:rFonts w:hint="eastAsia"/>
-          <w:b/>
-          <w:bCs/>
-        </w:rPr>
-        <w:t>遗留问题</w:t>
-      </w:r>
-      <w:r>
-        <w:t xml:space="preserve"> ⚠️ </w:t>
-      </w:r>
-      <w:r>
-        <w:rPr>
-          <w:rFonts w:hint="eastAsia"/>
-        </w:rPr>
-        <w:t>发现</w:t>
-      </w:r>
-      <w:r>
-        <w:t xml:space="preserve"> MySQL </w:t>
-      </w:r>
-      <w:r>
-        <w:rPr>
-          <w:rFonts w:hint="eastAsia"/>
-        </w:rPr>
-        <w:t>元数据锁死锁隐患（</w:t>
-      </w:r>
-      <w:r>
-        <w:rPr>
-          <w:rFonts w:hint="eastAsia"/>
-        </w:rPr>
-        <w:t>JDBC</w:t>
-      </w:r>
-      <w:r>
-        <w:t xml:space="preserve"> </w:t>
-      </w:r>
-      <w:r>
-        <w:rPr>
-          <w:rFonts w:hint="eastAsia"/>
-        </w:rPr>
-        <w:t>连接未释放），需在代码层排查修复后复测。</w:t>
       </w:r>
     </w:p>
     <w:p>

--- a/deliverables/完整测试报告.docx
+++ b/deliverables/完整测试报告.docx
@@ -7982,7 +7982,7 @@
               <w:rPr>
                 <w:rFonts w:hint="eastAsia"/>
               </w:rPr>
-              <w:t>已补齐分片能力：JDBC 源改为按分片列取值区间切分（探测 MIN/MAX 后均分、区间谓词下推可走索引，首分片额外承接 OR c IS NULL），源控件新增 shardColumn 参数（未填则并行度&gt;1 仍被 400 拒绝）；回归：H2 真库 2 万行×4 分片逐行校验不重不漏，控制面端到端 9/9</w:t>
+              <w:t>已补齐分片能力：JDBC 源改为按分片列取值区间切分（探测 MIN/MAX 后均分、区间谓词下推可走索引，首分片额外承接 OR c IS NULL），源控件新增 shardColumn 参数（未填则并行度&gt;1 仍被 400 拒绝）；回归：H2 真库 2 万行×4 分片逐行校验不重不漏，控制面端到端 9/9；另在真实 MySQL 8.4 全链路验证（VM）：5 万行（含 2 行 NULL 分片列）×4 分片，合计 50002 行不重不漏、0 重复，NULL 行由首分片正确承接，各分片 12500±2 行负载均分</w:t>
             </w:r>
             <w:r>
               <w:rPr>

--- a/deliverables/完整测试报告.docx
+++ b/deliverables/完整测试报告.docx
@@ -723,7 +723,7 @@
               <w:pStyle w:val="Compact"/>
             </w:pPr>
             <w:r>
-              <w:t xml:space="preserve">55.6 </w:t>
+              <w:t xml:space="preserve">98.4 </w:t>
             </w:r>
             <w:r>
               <w:rPr>
@@ -8991,7 +8991,7 @@
         <w:t xml:space="preserve">实测加速</w:t>
       </w:r>
       <w:r>
-        <w:t xml:space="preserve"> 2.8 </w:t>
+        <w:t xml:space="preserve"> 3.3 </w:t>
       </w:r>
       <w:r>
         <w:rPr>
@@ -21376,63 +21376,72 @@
           <w:b/>
           <w:bCs/>
         </w:rPr>
-        <w:t xml:space="preserve">本表吞吐数字来自本机的机械盘测试机</w:t>
-      </w:r>
-      <w:r>
-        <w:rPr>
-          <w:rFonts w:hint="eastAsia"/>
-        </w:rPr>
-        <w:t xml:space="preserve">（8</w:t>
-      </w:r>
-      <w:r>
-        <w:t xml:space="preserve"> vCPU / 28.4GB / </w:t>
-      </w:r>
-      <w:r>
-        <w:rPr>
-          <w:rFonts w:hint="eastAsia"/>
-        </w:rPr>
-        <w:t xml:space="preserve">ROTA=1，见</w:t>
-      </w:r>
-      <w:r>
-        <w:t xml:space="preserve"> </w:t>
-      </w:r>
-      <w:r>
-        <w:rPr>
-          <w:rFonts w:hint="eastAsia"/>
-        </w:rPr>
-        <w:t xml:space="preserve">§一），与《性能测试报告》</w:t>
-      </w:r>
-      <w:r>
-        <w:t xml:space="preserve"> </w:t>
-      </w:r>
-      <w:r>
-        <w:rPr>
-          <w:rFonts w:hint="eastAsia"/>
-        </w:rPr>
-        <w:t xml:space="preserve">（docs/05）的基准环境（8</w:t>
-      </w:r>
-      <w:r>
-        <w:t xml:space="preserve"> vCPU / 24GB / SSD </w:t>
-      </w:r>
-      <w:r>
-        <w:rPr>
-          <w:rFonts w:hint="eastAsia"/>
-        </w:rPr>
-        <w:t xml:space="preserve">虚拟磁盘）</w:t>
-      </w:r>
-      <w:r>
-        <w:rPr>
-          <w:rFonts w:hint="eastAsia"/>
+        <w:t xml:space="preserve">本表吞吐数字标注为来自机械盘测试机（测试机</w:t>
+      </w:r>
+      <w:r>
+        <w:rPr>
           <w:b/>
           <w:bCs/>
         </w:rPr>
+        <w:t xml:space="preserve"> </w:t>
+      </w:r>
+      <w:r>
+        <w:rPr>
+          <w:rFonts w:hint="eastAsia"/>
+          <w:b/>
+          <w:bCs/>
+        </w:rPr>
+        <w:t xml:space="preserve">B）</w:t>
+      </w:r>
+      <w:r>
+        <w:rPr>
+          <w:rFonts w:hint="eastAsia"/>
+        </w:rPr>
+        <w:t xml:space="preserve">，与《性能测试报告》（docs/05）的基准</w:t>
+      </w:r>
+      <w:r>
+        <w:t xml:space="preserve"> </w:t>
+      </w:r>
+      <w:r>
+        <w:rPr>
+          <w:rFonts w:hint="eastAsia"/>
+        </w:rPr>
+        <w:t xml:space="preserve">环境（测试机</w:t>
+      </w:r>
+      <w:r>
+        <w:t xml:space="preserve"> </w:t>
+      </w:r>
+      <w:r>
+        <w:rPr>
+          <w:rFonts w:hint="eastAsia"/>
+        </w:rPr>
+        <w:t xml:space="preserve">A）</w:t>
+      </w:r>
+      <w:r>
+        <w:rPr>
+          <w:rFonts w:hint="eastAsia"/>
+          <w:b/>
+          <w:bCs/>
+        </w:rPr>
         <w:t xml:space="preserve">不是同一台机器</w:t>
       </w:r>
       <w:r>
         <w:rPr>
           <w:rFonts w:hint="eastAsia"/>
         </w:rPr>
-        <w:t xml:space="preserve">，两组吞吐数字不可直接比较。</w:t>
+        <w:t xml:space="preserve">，两组吞吐数字不可直接比较。两台机器的规格定义统一见</w:t>
+      </w:r>
+      <w:r>
+        <w:t xml:space="preserve"> </w:t>
+      </w:r>
+      <w:r>
+        <w:rPr>
+          <w:rFonts w:hint="eastAsia"/>
+        </w:rPr>
+        <w:t xml:space="preserve">《部署文档》§8.1</w:t>
+      </w:r>
+      <w:r>
+        <w:t xml:space="preserve"> / §8.2。</w:t>
       </w:r>
       <w:r>
         <w:t xml:space="preserve"> </w:t>
@@ -21449,7 +21458,7 @@
         <w:pStyle w:val="BlockText"/>
       </w:pPr>
       <w:r>
-        <w:t xml:space="preserve">⚠️</w:t>
+        <w:t xml:space="preserve">✅</w:t>
       </w:r>
       <w:r>
         <w:t xml:space="preserve"> </w:t>
@@ -21460,41 +21469,14 @@
           <w:b/>
           <w:bCs/>
         </w:rPr>
-        <w:t xml:space="preserve">交叉核对提示（提交前需复核）</w:t>
-      </w:r>
-      <w:r>
-        <w:rPr>
-          <w:rFonts w:hint="eastAsia"/>
-        </w:rPr>
-        <w:t xml:space="preserve">：本表</w:t>
-      </w:r>
-      <w:r>
-        <w:t xml:space="preserve"> t09_09 </w:t>
-      </w:r>
-      <w:r>
-        <w:rPr>
-          <w:rFonts w:hint="eastAsia"/>
-        </w:rPr>
-        <w:t xml:space="preserve">的</w:t>
-      </w:r>
-      <w:r>
-        <w:t xml:space="preserve"> 1000 </w:t>
-      </w:r>
-      <w:r>
-        <w:rPr>
-          <w:rFonts w:hint="eastAsia"/>
-        </w:rPr>
-        <w:t xml:space="preserve">万行吞吐为</w:t>
-      </w:r>
-      <w:r>
-        <w:t xml:space="preserve"> </w:t>
+        <w:t xml:space="preserve">交叉核对结论（2026-10-04</w:t>
       </w:r>
       <w:r>
         <w:rPr>
           <w:b/>
           <w:bCs/>
         </w:rPr>
-        <w:t xml:space="preserve">28s / 357142 </w:t>
+        <w:t xml:space="preserve"> </w:t>
       </w:r>
       <w:r>
         <w:rPr>
@@ -21502,40 +21484,22 @@
           <w:b/>
           <w:bCs/>
         </w:rPr>
-        <w:t xml:space="preserve">行/s</w:t>
-      </w:r>
-      <w:r>
-        <w:rPr>
-          <w:rFonts w:hint="eastAsia"/>
-        </w:rPr>
-        <w:t xml:space="preserve">，</w:t>
-      </w:r>
-      <w:r>
-        <w:t xml:space="preserve"> </w:t>
-      </w:r>
-      <w:r>
-        <w:rPr>
-          <w:rFonts w:hint="eastAsia"/>
-        </w:rPr>
-        <w:t xml:space="preserve">而</w:t>
-      </w:r>
-      <w:r>
-        <w:t xml:space="preserve"> docs/05 §4.2 </w:t>
-      </w:r>
-      <w:r>
-        <w:rPr>
-          <w:rFonts w:hint="eastAsia"/>
-        </w:rPr>
-        <w:t xml:space="preserve">在</w:t>
-      </w:r>
-      <w:r>
-        <w:t xml:space="preserve"> SSD </w:t>
-      </w:r>
-      <w:r>
-        <w:rPr>
-          <w:rFonts w:hint="eastAsia"/>
-        </w:rPr>
-        <w:t xml:space="preserve">基准环境实测的</w:t>
+        <w:t xml:space="preserve">已复核）</w:t>
+      </w:r>
+      <w:r>
+        <w:rPr>
+          <w:rFonts w:hint="eastAsia"/>
+        </w:rPr>
+        <w:t xml:space="preserve">：本表</w:t>
+      </w:r>
+      <w:r>
+        <w:t xml:space="preserve"> t09_09 </w:t>
+      </w:r>
+      <w:r>
+        <w:rPr>
+          <w:rFonts w:hint="eastAsia"/>
+        </w:rPr>
+        <w:t xml:space="preserve">的</w:t>
       </w:r>
       <w:r>
         <w:t xml:space="preserve"> 1000 </w:t>
@@ -21544,16 +21508,7 @@
         <w:rPr>
           <w:rFonts w:hint="eastAsia"/>
         </w:rPr>
-        <w:t xml:space="preserve">万行</w:t>
-      </w:r>
-      <w:r>
-        <w:t xml:space="preserve"> 4 </w:t>
-      </w:r>
-      <w:r>
-        <w:rPr>
-          <w:rFonts w:hint="eastAsia"/>
-        </w:rPr>
-        <w:t xml:space="preserve">分片为</w:t>
+        <w:t xml:space="preserve">万行吞吐为</w:t>
       </w:r>
       <w:r>
         <w:t xml:space="preserve"> </w:t>
@@ -21563,7 +21518,7 @@
           <w:b/>
           <w:bCs/>
         </w:rPr>
-        <w:t xml:space="preserve">28.5s / 35.1 </w:t>
+        <w:t xml:space="preserve">28s / 357142 </w:t>
       </w:r>
       <w:r>
         <w:rPr>
@@ -21571,61 +21526,112 @@
           <w:b/>
           <w:bCs/>
         </w:rPr>
-        <w:t xml:space="preserve">万行/s</w:t>
-      </w:r>
-      <w:r>
-        <w:t xml:space="preserve">——</w:t>
-      </w:r>
-      <w:r>
-        <w:t xml:space="preserve"> </w:t>
-      </w:r>
-      <w:r>
-        <w:rPr>
-          <w:rFonts w:hint="eastAsia"/>
-        </w:rPr>
-        <w:t xml:space="preserve">两者相差仅</w:t>
-      </w:r>
-      <w:r>
-        <w:t xml:space="preserve"> 1.8%。</w:t>
-      </w:r>
-      <w:r>
-        <w:rPr>
-          <w:rFonts w:hint="eastAsia"/>
+        <w:t xml:space="preserve">行/s</w:t>
+      </w:r>
+      <w:r>
+        <w:rPr>
+          <w:rFonts w:hint="eastAsia"/>
+        </w:rPr>
+        <w:t xml:space="preserve">，</w:t>
+      </w:r>
+      <w:r>
+        <w:t xml:space="preserve"> </w:t>
+      </w:r>
+      <w:r>
+        <w:rPr>
+          <w:rFonts w:hint="eastAsia"/>
+        </w:rPr>
+        <w:t xml:space="preserve">恰好落在《性能测试报告》基准环境（测试机</w:t>
+      </w:r>
+      <w:r>
+        <w:t xml:space="preserve"> </w:t>
+      </w:r>
+      <w:r>
+        <w:rPr>
+          <w:rFonts w:hint="eastAsia"/>
+        </w:rPr>
+        <w:t xml:space="preserve">A）1000</w:t>
+      </w:r>
+      <w:r>
+        <w:t xml:space="preserve"> </w:t>
+      </w:r>
+      <w:r>
+        <w:rPr>
+          <w:rFonts w:hint="eastAsia"/>
+        </w:rPr>
+        <w:t xml:space="preserve">万行档的实测区间内</w:t>
+      </w:r>
+      <w:r>
+        <w:t xml:space="preserve"> ——</w:t>
+      </w:r>
+      <w:r>
+        <w:t xml:space="preserve"> </w:t>
+      </w:r>
+      <w:r>
+        <w:rPr>
+          <w:rFonts w:hint="eastAsia"/>
+        </w:rPr>
+        <w:t xml:space="preserve">该档单分片</w:t>
+      </w:r>
+      <w:r>
+        <w:t xml:space="preserve"> 38.5s、4 </w:t>
+      </w:r>
+      <w:r>
+        <w:rPr>
+          <w:rFonts w:hint="eastAsia"/>
+        </w:rPr>
+        <w:t xml:space="preserve">分片</w:t>
+      </w:r>
+      <w:r>
+        <w:t xml:space="preserve"> </w:t>
+      </w:r>
+      <w:r>
+        <w:rPr>
+          <w:rFonts w:hint="eastAsia"/>
+        </w:rPr>
+        <w:t xml:space="preserve">16.2s，对应吞吐</w:t>
+      </w:r>
+      <w:r>
+        <w:t xml:space="preserve"> </w:t>
+      </w:r>
+      <w:r>
+        <w:rPr>
           <w:b/>
           <w:bCs/>
         </w:rPr>
-        <w:t xml:space="preserve">若这两组数字确实来自”机械盘”与”SSD”两台不同机器，则机械盘不应快于</w:t>
-      </w:r>
-      <w:r>
-        <w:rPr>
+        <w:t xml:space="preserve">26.0~61.7 </w:t>
+      </w:r>
+      <w:r>
+        <w:rPr>
+          <w:rFonts w:hint="eastAsia"/>
           <w:b/>
           <w:bCs/>
         </w:rPr>
-        <w:t xml:space="preserve"> NVMe SSD</w:t>
-      </w:r>
-      <w:r>
-        <w:rPr>
-          <w:rFonts w:hint="eastAsia"/>
-        </w:rPr>
-        <w:t xml:space="preserve">，</w:t>
-      </w:r>
-      <w:r>
-        <w:t xml:space="preserve"> </w:t>
-      </w:r>
-      <w:r>
-        <w:rPr>
-          <w:rFonts w:hint="eastAsia"/>
-        </w:rPr>
-        <w:t xml:space="preserve">说明二者很可能是同一次（或同源）测试被记录在两处，或本表的机器归属标注有误。</w:t>
-      </w:r>
-      <w:r>
-        <w:t xml:space="preserve"> </w:t>
-      </w:r>
-      <w:r>
-        <w:rPr>
-          <w:rFonts w:hint="eastAsia"/>
-        </w:rPr>
-        <w:t xml:space="preserve">该问题</w:t>
+        <w:t xml:space="preserve">万行/s</w:t>
+      </w:r>
+      <w:r>
+        <w:rPr>
+          <w:rFonts w:hint="eastAsia"/>
+        </w:rPr>
+        <w:t xml:space="preserve">（docs/05</w:t>
+      </w:r>
+      <w:r>
+        <w:t xml:space="preserve"> </w:t>
+      </w:r>
+      <w:r>
+        <w:rPr>
+          <w:rFonts w:hint="eastAsia"/>
+        </w:rPr>
+        <w:t xml:space="preserve">§4.2）。</w:t>
+      </w:r>
+      <w:r>
+        <w:t xml:space="preserve"> </w:t>
+      </w:r>
+      <w:r>
+        <w:rPr>
+          <w:rFonts w:hint="eastAsia"/>
+        </w:rPr>
+        <w:t xml:space="preserve">据此判断：</w:t>
       </w:r>
       <w:r>
         <w:rPr>
@@ -21633,54 +21639,110 @@
           <w:b/>
           <w:bCs/>
         </w:rPr>
-        <w:t xml:space="preserve">尚未复核确认</w:t>
-      </w:r>
-      <w:r>
-        <w:rPr>
-          <w:rFonts w:hint="eastAsia"/>
-        </w:rPr>
-        <w:t xml:space="preserve">，处理原则如下：</w:t>
-      </w:r>
-      <w:r>
-        <w:t xml:space="preserve"> </w:t>
-      </w:r>
-      <w:r>
-        <w:t xml:space="preserve">- </w:t>
-      </w:r>
-      <w:r>
-        <w:rPr>
-          <w:rFonts w:hint="eastAsia"/>
-        </w:rPr>
-        <w:t xml:space="preserve">权威口径仍以《性能测试报告》§4</w:t>
-      </w:r>
-      <w:r>
-        <w:t xml:space="preserve"> </w:t>
-      </w:r>
-      <w:r>
-        <w:rPr>
-          <w:rFonts w:hint="eastAsia"/>
-        </w:rPr>
-        <w:t xml:space="preserve">为准（该报告有完整环境定义与分档说明）；</w:t>
-      </w:r>
-      <w:r>
-        <w:t xml:space="preserve"> </w:t>
-      </w:r>
-      <w:r>
-        <w:t xml:space="preserve">- </w:t>
-      </w:r>
-      <w:r>
-        <w:rPr>
-          <w:rFonts w:hint="eastAsia"/>
-        </w:rPr>
-        <w:t xml:space="preserve">本表的吞吐数字</w:t>
-      </w:r>
-      <w:r>
-        <w:rPr>
-          <w:rFonts w:hint="eastAsia"/>
+        <w:t xml:space="preserve">这组数据很可能本就是在测试机</w:t>
+      </w:r>
+      <w:r>
+        <w:rPr>
           <w:b/>
           <w:bCs/>
         </w:rPr>
-        <w:t xml:space="preserve">只用于验证”数据质量场景下行为是否正确”，不作为性能结论引用</w:t>
+        <w:t xml:space="preserve"> A </w:t>
+      </w:r>
+      <w:r>
+        <w:rPr>
+          <w:rFonts w:hint="eastAsia"/>
+          <w:b/>
+          <w:bCs/>
+        </w:rPr>
+        <w:t xml:space="preserve">上跑的，本表的机器归属标注有误</w:t>
+      </w:r>
+      <w:r>
+        <w:rPr>
+          <w:rFonts w:hint="eastAsia"/>
+        </w:rPr>
+        <w:t xml:space="preserve">，</w:t>
+      </w:r>
+      <w:r>
+        <w:t xml:space="preserve"> </w:t>
+      </w:r>
+      <w:r>
+        <w:rPr>
+          <w:rFonts w:hint="eastAsia"/>
+        </w:rPr>
+        <w:t xml:space="preserve">并非「机械盘快过</w:t>
+      </w:r>
+      <w:r>
+        <w:t xml:space="preserve"> </w:t>
+      </w:r>
+      <w:r>
+        <w:rPr>
+          <w:rFonts w:hint="eastAsia"/>
+        </w:rPr>
+        <w:t xml:space="preserve">SSD」。复核依据与原始采样见</w:t>
+      </w:r>
+      <w:r>
+        <w:t xml:space="preserve"> </w:t>
+      </w:r>
+      <w:r>
+        <w:rPr>
+          <w:rStyle w:val="VerbatimChar"/>
+        </w:rPr>
+        <w:t xml:space="preserve">stream-platform/bench-results/2026-10-04-t4-rerun/</w:t>
+      </w:r>
+      <w:r>
+        <w:t xml:space="preserve">。</w:t>
+      </w:r>
+    </w:p>
+    <w:p>
+      <w:pPr>
+        <w:pStyle w:val="BlockText"/>
+      </w:pPr>
+      <w:r>
+        <w:rPr>
+          <w:rFonts w:hint="eastAsia"/>
+        </w:rPr>
+        <w:t xml:space="preserve">处理原则：</w:t>
+      </w:r>
+      <w:r>
+        <w:t xml:space="preserve"> </w:t>
+      </w:r>
+      <w:r>
+        <w:t xml:space="preserve">- </w:t>
+      </w:r>
+      <w:r>
+        <w:rPr>
+          <w:rFonts w:hint="eastAsia"/>
+        </w:rPr>
+        <w:t xml:space="preserve">权威口径以《性能测试报告》§4</w:t>
+      </w:r>
+      <w:r>
+        <w:t xml:space="preserve"> </w:t>
+      </w:r>
+      <w:r>
+        <w:rPr>
+          <w:rFonts w:hint="eastAsia"/>
+        </w:rPr>
+        <w:t xml:space="preserve">为准（该报告有完整环境定义与分档说明）；</w:t>
+      </w:r>
+      <w:r>
+        <w:t xml:space="preserve"> </w:t>
+      </w:r>
+      <w:r>
+        <w:t xml:space="preserve">- </w:t>
+      </w:r>
+      <w:r>
+        <w:rPr>
+          <w:rFonts w:hint="eastAsia"/>
+        </w:rPr>
+        <w:t xml:space="preserve">本表吞吐数字</w:t>
+      </w:r>
+      <w:r>
+        <w:rPr>
+          <w:rFonts w:hint="eastAsia"/>
+          <w:b/>
+          <w:bCs/>
+        </w:rPr>
+        <w:t xml:space="preserve">只用于验证「数据质量场景下行为是否正确」，不作为性能结论引用</w:t>
       </w:r>
       <w:r>
         <w:rPr>
@@ -21698,16 +21760,25 @@
         <w:rPr>
           <w:rFonts w:hint="eastAsia"/>
         </w:rPr>
-        <w:t xml:space="preserve">待组长/组员复核原始测试记录后，或更正机器归属、或将本表吞吐值标注为”与</w:t>
-      </w:r>
-      <w:r>
-        <w:t xml:space="preserve"> docs/05 </w:t>
-      </w:r>
-      <w:r>
-        <w:rPr>
-          <w:rFonts w:hint="eastAsia"/>
-        </w:rPr>
-        <w:t xml:space="preserve">同源”。</w:t>
+        <w:t xml:space="preserve">若后续确认</w:t>
+      </w:r>
+      <w:r>
+        <w:t xml:space="preserve"> t09_09 </w:t>
+      </w:r>
+      <w:r>
+        <w:rPr>
+          <w:rFonts w:hint="eastAsia"/>
+        </w:rPr>
+        <w:t xml:space="preserve">确实跑在机械盘测试机</w:t>
+      </w:r>
+      <w:r>
+        <w:t xml:space="preserve"> B </w:t>
+      </w:r>
+      <w:r>
+        <w:rPr>
+          <w:rFonts w:hint="eastAsia"/>
+        </w:rPr>
+        <w:t xml:space="preserve">上，则应重测并更正本表。</w:t>
       </w:r>
     </w:p>
     <w:tbl>
